--- a/Templates/Банкротство/Инициирование/ФЛ/Самобанкрот/Незалог/Промежуточные/Продление БД самобанкротство.docx
+++ b/Templates/Банкротство/Инициирование/ФЛ/Самобанкрот/Незалог/Промежуточные/Продление БД самобанкротство.docx
@@ -1156,86 +1156,6 @@
         <w:tab/>
         <w:t>[415]</w:t>
       </w:r>
-    </w:p>
-    <w:p>
-      <w:pPr>
-        <w:pStyle w:val="af6"/>
-        <w:rPr>
-          <w:sz w:val="20"/>
-        </w:rPr>
-      </w:pPr>
-    </w:p>
-    <w:p>
-      <w:pPr>
-        <w:pStyle w:val="af6"/>
-        <w:rPr>
-          <w:sz w:val="20"/>
-        </w:rPr>
-      </w:pPr>
-    </w:p>
-    <w:p>
-      <w:pPr>
-        <w:pStyle w:val="af6"/>
-        <w:rPr>
-          <w:sz w:val="20"/>
-        </w:rPr>
-      </w:pPr>
-    </w:p>
-    <w:p>
-      <w:pPr>
-        <w:pStyle w:val="af6"/>
-        <w:rPr>
-          <w:sz w:val="20"/>
-        </w:rPr>
-      </w:pPr>
-    </w:p>
-    <w:p>
-      <w:pPr>
-        <w:pStyle w:val="af6"/>
-        <w:rPr>
-          <w:sz w:val="20"/>
-        </w:rPr>
-      </w:pPr>
-    </w:p>
-    <w:p>
-      <w:pPr>
-        <w:pStyle w:val="af6"/>
-        <w:rPr>
-          <w:sz w:val="20"/>
-        </w:rPr>
-      </w:pPr>
-    </w:p>
-    <w:p>
-      <w:pPr>
-        <w:pStyle w:val="af6"/>
-        <w:rPr>
-          <w:sz w:val="20"/>
-        </w:rPr>
-      </w:pPr>
-    </w:p>
-    <w:p>
-      <w:pPr>
-        <w:pStyle w:val="af6"/>
-        <w:rPr>
-          <w:sz w:val="20"/>
-        </w:rPr>
-      </w:pPr>
-    </w:p>
-    <w:p>
-      <w:pPr>
-        <w:pStyle w:val="af6"/>
-        <w:rPr>
-          <w:sz w:val="20"/>
-        </w:rPr>
-      </w:pPr>
-    </w:p>
-    <w:p>
-      <w:pPr>
-        <w:pStyle w:val="af6"/>
-        <w:rPr>
-          <w:sz w:val="20"/>
-        </w:rPr>
-      </w:pPr>
     </w:p>
     <w:p>
       <w:pPr>
@@ -1502,33 +1422,6 @@
                                 <w:sz w:val="16"/>
                               </w:rPr>
                               <w:t>[415]</w:t>
-                            </w:r>
-                            <w:r>
-                              <w:rPr>
-                                <w:spacing w:val="-5"/>
-                                <w:sz w:val="16"/>
-                              </w:rPr>
-                              <w:t xml:space="preserve"/>
-                            </w:r>
-                            <w:r>
-                              <w:rPr>
-                                <w:sz w:val="16"/>
-                              </w:rPr>
-                              <w:t/>
-                            </w:r>
-                            <w:r>
-                              <w:rPr>
-                                <w:spacing w:val="-5"/>
-                                <w:sz w:val="16"/>
-                              </w:rPr>
-                              <w:t xml:space="preserve"/>
-                            </w:r>
-                            <w:r>
-                              <w:rPr>
-                                <w:spacing w:val="-2"/>
-                                <w:sz w:val="16"/>
-                              </w:rPr>
-                              <w:t/>
                             </w:r>
                           </w:p>
                         </w:txbxContent>
